--- a/Descriptive part/ТЗ по проекту Тематическая система поиска.docx
+++ b/Descriptive part/ТЗ по проекту Тематическая система поиска.docx
@@ -724,15 +724,32 @@
         <w:rPr>
           <w:sz w:val="28"/>
           <w:szCs w:val="28"/>
-        </w:rPr>
-      </w:pPr>
-      <w:r>
-        <w:rPr>
-          <w:sz w:val="28"/>
-          <w:szCs w:val="28"/>
           <w:rtl w:val="off"/>
         </w:rPr>
+      </w:pPr>
+      <w:r>
+        <w:rPr>
+          <w:sz w:val="28"/>
+          <w:szCs w:val="28"/>
+          <w:rtl w:val="off"/>
+        </w:rPr>
         <w:t>Юз бота в телеграмм: @thematic_search_engine_bot</w:t>
+      </w:r>
+    </w:p>
+    <w:p>
+      <w:pPr>
+        <w:rPr>
+          <w:sz w:val="28"/>
+          <w:szCs w:val="28"/>
+        </w:rPr>
+      </w:pPr>
+      <w:r>
+        <w:rPr>
+          <w:sz w:val="28"/>
+          <w:szCs w:val="28"/>
+          <w:rtl w:val="off"/>
+        </w:rPr>
+        <w:t>Файл запуска: server.py</w:t>
       </w:r>
     </w:p>
     <w:p>
@@ -2190,7 +2207,7 @@
           <w:rtl w:val="off"/>
         </w:rPr>
         <w:drawing>
-          <wp:inline distT="0" distB="0" distL="180" distR="180">
+          <wp:inline distT="0" distB="0" distL="0" distR="0">
             <wp:extent cx="5562600" cy="4953000"/>
             <wp:effectExtent l="0" t="0" r="0" b="0"/>
             <wp:docPr id="1025" name="shape1025" hidden="0"/>
@@ -2263,7 +2280,7 @@
           <w:rtl w:val="off"/>
         </w:rPr>
         <w:drawing>
-          <wp:inline distT="0" distB="0" distL="180" distR="180">
+          <wp:inline distT="0" distB="0" distL="0" distR="0">
             <wp:extent cx="4533900" cy="4856539"/>
             <wp:effectExtent l="0" t="0" r="0" b="0"/>
             <wp:docPr id="1026" name="shape1026" hidden="0"/>
@@ -2336,7 +2353,7 @@
           <w:rtl w:val="off"/>
         </w:rPr>
         <w:drawing>
-          <wp:inline distT="0" distB="0" distL="180" distR="180">
+          <wp:inline distT="0" distB="0" distL="0" distR="0">
             <wp:extent cx="4159250" cy="5289550"/>
             <wp:effectExtent l="0" t="0" r="0" b="0"/>
             <wp:docPr id="1027" name="shape1027" hidden="0"/>
